--- a/CHUYENDE/Chuyên đề 2 Storages.docx
+++ b/CHUYENDE/Chuyên đề 2 Storages.docx
@@ -2641,7 +2641,7 @@
           <w:rFonts w:ascii="Times New Roman" w:cs="Times New Roman" w:eastAsia="Times New Roman" w:hAnsi="Times New Roman"/>
           <w:rtl w:val="0"/>
         </w:rPr>
-        <w:t xml:space="preserve"> còn hỗ trợ Row-Level Security (RLS), cho phép giới hạn quyền truy cập đến từng dòng dữ liệu– cho phép giới hạn quyền truy cập dữ liệu đến cấp độ dòng (ví dụ: Học sinh chỉ xem được dòng dữ liệu điểm của chính mình).</w:t>
+        <w:t xml:space="preserve"> còn hỗ trợ Row-Level Security (RLS), cho phép giới hạn quyền truy cập dữ liệu đến từng dòng (ví dụ: Học sinh chỉ xem được dòng dữ liệu điểm của chính mình).</w:t>
       </w:r>
     </w:p>
     <w:p>
